--- a/templates/pouvoir.docx
+++ b/templates/pouvoir.docx
@@ -110,7 +110,7 @@
         <w:spacing w:after="200"/>
       </w:pPr>
       <w:r>
-        <w:t xml:space="preserve">(ci-après le « Mandant »),</w:t>
+        <w:t xml:space="preserve">(ci-après {{POUVOIR_LE_MANDANT}}),</w:t>
       </w:r>
     </w:p>
     <w:p>
@@ -165,7 +165,7 @@
         <w:spacing w:after="100"/>
       </w:pPr>
       <w:r>
-        <w:t xml:space="preserve">-	Accomplir en son nom et pour son compte l'ensemble des formalités relatives à </w:t>
+        <w:t xml:space="preserve">-	Accomplir {{POUVOIR_EN_SON_NOM}} l'ensemble des formalités relatives à </w:t>
       </w:r>
       <w:r>
         <w:rPr>
@@ -192,7 +192,7 @@
         <w:spacing w:after="100"/>
       </w:pPr>
       <w:r>
-        <w:t xml:space="preserve">-	Utiliser son propre accès FranceConnect+ à des fins d'authentification technique, étant précisé que cette utilisation est faite au nom et pour le compte du Mandant, en vertu du présent pouvoir exprès ;</w:t>
+        <w:t xml:space="preserve">-	Utiliser son propre accès FranceConnect+ à des fins d'authentification technique, étant précisé que cette utilisation est faite au nom et pour le compte {{POUVOIR_DU_MANDANT}}, en vertu du présent pouvoir exprès ;</w:t>
       </w:r>
     </w:p>
     <w:p>
@@ -245,18 +245,23 @@
         <w:rPr>
           <w:b/>
         </w:rPr>
-        <w:t xml:space="preserve">Le Mandant</w:t>
-      </w:r>
-    </w:p>
-    <w:p>
-      <w:pPr>
-        <w:spacing w:after="200"/>
-      </w:pPr>
-      <w:r>
-        <w:rPr>
-          <w:b/>
-        </w:rPr>
-        <w:t xml:space="preserve">{{POUVOIR_MANDANT_NOM}}</w:t>
+        <w:t xml:space="preserve">{{POUVOIR_TITRE_SIGNATURE}}</w:t>
+      </w:r>
+    </w:p>
+    <w:p>
+      <w:r>
+        <w:t xml:space="preserve">{{#POUVOIR_SIGNATAIRES}}</w:t>
+      </w:r>
+    </w:p>
+    <w:p>
+      <w:pPr>
+        <w:spacing w:after="200"/>
+      </w:pPr>
+      <w:r>
+        <w:rPr>
+          <w:b/>
+        </w:rPr>
+        <w:t xml:space="preserve">{{NOM}}</w:t>
       </w:r>
     </w:p>
     <w:p>
@@ -276,6 +281,11 @@
       </w:pPr>
       <w:r>
         <w:t xml:space="preserve">_______________________</w:t>
+      </w:r>
+    </w:p>
+    <w:p>
+      <w:r>
+        <w:t xml:space="preserve">{{/POUVOIR_SIGNATAIRES}}</w:t>
       </w:r>
     </w:p>
     <w:sectPr>
